--- a/Investigare/png notevoli/Scheda_PNG_02_Yamada_Tetsuo.docx
+++ b/Investigare/png notevoli/Scheda_PNG_02_Yamada_Tetsuo.docx
@@ -1756,7 +1756,7 @@
           <w:color w:val="1A1A2E"/>
           <w:sz w:val="20"/>
         </w:rPr>
-        <w:t>CONOSCENZA — KATO JIRO</w:t>
+        <w:t>CONOSCENZA — OKUDA JIRO</w:t>
       </w:r>
     </w:p>
     <w:p>

--- a/Investigare/png notevoli/Scheda_PNG_02_Yamada_Tetsuo.docx
+++ b/Investigare/png notevoli/Scheda_PNG_02_Yamada_Tetsuo.docx
@@ -980,7 +980,7 @@
           <w:color w:val="B49650"/>
           <w:sz w:val="22"/>
         </w:rPr>
-        <w:t xml:space="preserve">業  </w:t>
+        <w:t xml:space="preserve">専門  </w:t>
       </w:r>
       <w:r>
         <w:rPr>
@@ -990,7 +990,7 @@
           <w:color w:val="1A1A2E"/>
           <w:sz w:val="20"/>
         </w:rPr>
-        <w:t>GOU — IL DEBITO</w:t>
+        <w:t>SENMON — SPECIALIZZAZIONI</w:t>
       </w:r>
     </w:p>
     <w:p>
@@ -1022,12 +1022,12 @@
           <w:color w:val="787878"/>
           <w:sz w:val="16"/>
         </w:rPr>
-        <w:t>Il Gou funziona SEMPRE. Successo = dettagli precisi. Fallimento = dettagli vaghi.</w:t>
+        <w:t>I PNG notevoli non hanno Gou — il Gou è il dono dei protagonisti. Hanno mestiere.</w:t>
       </w:r>
     </w:p>
     <w:p>
       <w:pPr>
-        <w:spacing w:before="140" w:after="40"/>
+        <w:spacing w:before="100" w:after="20"/>
         <w:ind w:left="170"/>
       </w:pPr>
       <w:r>
@@ -1048,40 +1048,24 @@
           <w:color w:val="1A1A2E"/>
           <w:sz w:val="20"/>
         </w:rPr>
-        <w:t>Palazzo della Memoria  記憶の宮殿</w:t>
+        <w:t>Conoscere il quartiere — Kyoto 2 — Esperto</w:t>
+      </w:r>
+      <w:r>
+        <w:rPr>
+          <w:rFonts w:ascii="Calibri" w:hAnsi="Calibri"/>
+          <w:b w:val="0"/>
+          <w:i w:val="0"/>
+          <w:color w:val="787878"/>
+          <w:sz w:val="16"/>
+        </w:rPr>
+        <w:t xml:space="preserve">   (Ascolto)</w:t>
       </w:r>
     </w:p>
     <w:p>
       <w:pPr>
-        <w:spacing w:after="20"/>
+        <w:spacing w:after="60"/>
         <w:ind w:left="340"/>
       </w:pPr>
-      <w:r>
-        <w:rPr>
-          <w:rFonts w:ascii="Calibri" w:hAnsi="Calibri"/>
-          <w:b w:val="0"/>
-          <w:i/>
-          <w:color w:val="787878"/>
-          <w:sz w:val="18"/>
-        </w:rPr>
-        <w:t>Puoi richiamare con precisione fotografica qualcosa che hai visto o sentito.</w:t>
-      </w:r>
-    </w:p>
-    <w:p>
-      <w:pPr>
-        <w:spacing w:after="20"/>
-        <w:ind w:left="340"/>
-      </w:pPr>
-      <w:r>
-        <w:rPr>
-          <w:rFonts w:ascii="Calibri" w:hAnsi="Calibri"/>
-          <w:b/>
-          <w:i w:val="0"/>
-          <w:color w:val="787878"/>
-          <w:sz w:val="16"/>
-        </w:rPr>
-        <w:t xml:space="preserve">Attributo: </w:t>
-      </w:r>
       <w:r>
         <w:rPr>
           <w:rFonts w:ascii="Calibri" w:hAnsi="Calibri"/>
@@ -1090,54 +1074,50 @@
           <w:color w:val="1A1A2E"/>
           <w:sz w:val="16"/>
         </w:rPr>
-        <w:t>Lucidità (7)</w:t>
+        <w:t>La città come le sue tasche: ogni strada, scorciatoia, izakaya, faccia di quartiere. +2 ai tiri pertinenti.</w:t>
+      </w:r>
+    </w:p>
+    <w:p>
+      <w:pPr>
+        <w:spacing w:before="100" w:after="20"/>
+        <w:ind w:left="170"/>
+      </w:pPr>
+      <w:r>
+        <w:rPr>
+          <w:rFonts w:ascii="Calibri" w:hAnsi="Calibri"/>
+          <w:b w:val="0"/>
+          <w:i w:val="0"/>
+          <w:color w:val="B49650"/>
+          <w:sz w:val="18"/>
+        </w:rPr>
+        <w:t xml:space="preserve">▸ </w:t>
+      </w:r>
+      <w:r>
+        <w:rPr>
+          <w:rFonts w:ascii="Calibri" w:hAnsi="Calibri"/>
+          <w:b/>
+          <w:i w:val="0"/>
+          <w:color w:val="1A1A2E"/>
+          <w:sz w:val="20"/>
+        </w:rPr>
+        <w:t>Pedinamento 1 — Praticante</w:t>
       </w:r>
       <w:r>
         <w:rPr>
           <w:rFonts w:ascii="Calibri" w:hAnsi="Calibri"/>
           <w:b w:val="0"/>
           <w:i w:val="0"/>
-          <w:color w:val="B49650"/>
-          <w:sz w:val="16"/>
-        </w:rPr>
-        <w:t xml:space="preserve">  ·  </w:t>
-      </w:r>
-      <w:r>
-        <w:rPr>
-          <w:rFonts w:ascii="Calibri" w:hAnsi="Calibri"/>
-          <w:b/>
-          <w:i w:val="0"/>
           <w:color w:val="787878"/>
           <w:sz w:val="16"/>
         </w:rPr>
-        <w:t xml:space="preserve">Costo: </w:t>
-      </w:r>
-      <w:r>
-        <w:rPr>
-          <w:rFonts w:ascii="Calibri" w:hAnsi="Calibri"/>
-          <w:b w:val="0"/>
-          <w:i w:val="0"/>
-          <w:color w:val="8B0000"/>
-          <w:sz w:val="16"/>
-        </w:rPr>
-        <w:t>2 Ki</w:t>
+        <w:t xml:space="preserve">   (Lucidità 7)</w:t>
       </w:r>
     </w:p>
     <w:p>
       <w:pPr>
-        <w:spacing w:after="20"/>
+        <w:spacing w:after="60"/>
         <w:ind w:left="340"/>
       </w:pPr>
-      <w:r>
-        <w:rPr>
-          <w:rFonts w:ascii="Calibri" w:hAnsi="Calibri"/>
-          <w:b/>
-          <w:i w:val="0"/>
-          <w:color w:val="787878"/>
-          <w:sz w:val="16"/>
-        </w:rPr>
-        <w:t xml:space="preserve">Successo: </w:t>
-      </w:r>
       <w:r>
         <w:rPr>
           <w:rFonts w:ascii="Calibri" w:hAnsi="Calibri"/>
@@ -1146,33 +1126,7 @@
           <w:color w:val="1A1A2E"/>
           <w:sz w:val="16"/>
         </w:rPr>
-        <w:t>Ricordi il dettaglio e anche elementi periferici che non avevi notato consciamente</w:t>
-      </w:r>
-    </w:p>
-    <w:p>
-      <w:pPr>
-        <w:spacing w:after="80"/>
-        <w:ind w:left="340"/>
-      </w:pPr>
-      <w:r>
-        <w:rPr>
-          <w:rFonts w:ascii="Calibri" w:hAnsi="Calibri"/>
-          <w:b/>
-          <w:i w:val="0"/>
-          <w:color w:val="787878"/>
-          <w:sz w:val="16"/>
-        </w:rPr>
-        <w:t xml:space="preserve">Fallimento: </w:t>
-      </w:r>
-      <w:r>
-        <w:rPr>
-          <w:rFonts w:ascii="Calibri" w:hAnsi="Calibri"/>
-          <w:b w:val="0"/>
-          <w:i w:val="0"/>
-          <w:color w:val="1A1A2E"/>
-          <w:sz w:val="16"/>
-        </w:rPr>
-        <w:t>Ricordi il dettaglio principale, ma sfocato o incompleto</w:t>
+        <w:t>Dieci anni di pattuglia: le distanze giuste, l'occhio per chi ti segue. +1 ai tiri pertinenti.</w:t>
       </w:r>
     </w:p>
     <w:p>

--- a/Investigare/png notevoli/Scheda_PNG_02_Yamada_Tetsuo.docx
+++ b/Investigare/png notevoli/Scheda_PNG_02_Yamada_Tetsuo.docx
@@ -15,7 +15,7 @@
           <w:color w:val="B49650"/>
           <w:sz w:val="14"/>
         </w:rPr>
-        <w:t>限界  ·  GENKAI v1.2  ·  限界</w:t>
+        <w:t>限界  ·  GENKAI v1.3  ·  限界</w:t>
       </w:r>
     </w:p>
     <w:p>
@@ -788,7 +788,7 @@
           <w:color w:val="787878"/>
           <w:sz w:val="16"/>
         </w:rPr>
-        <w:t>base 4 × 6 = 24  +  12 punti  +  3 bonus (d6)  =  39 totale</w:t>
+        <w:t>distribuzione: metodo diretto — il GM assegna i valori che servono al ruolo</w:t>
       </w:r>
     </w:p>
     <w:p>

--- a/Investigare/png notevoli/Scheda_PNG_02_Yamada_Tetsuo.docx
+++ b/Investigare/png notevoli/Scheda_PNG_02_Yamada_Tetsuo.docx
@@ -1007,22 +1007,6 @@
           <w:sz w:val="10"/>
         </w:rPr>
         <w:t>───────────────────────────────────────────────────────</w:t>
-      </w:r>
-    </w:p>
-    <w:p>
-      <w:pPr>
-        <w:spacing w:after="40"/>
-        <w:ind w:left="170"/>
-      </w:pPr>
-      <w:r>
-        <w:rPr>
-          <w:rFonts w:ascii="Calibri" w:hAnsi="Calibri"/>
-          <w:b w:val="0"/>
-          <w:i/>
-          <w:color w:val="787878"/>
-          <w:sz w:val="16"/>
-        </w:rPr>
-        <w:t>I PNG notevoli non hanno Gou — il Gou è il dono dei protagonisti. Hanno mestiere.</w:t>
       </w:r>
     </w:p>
     <w:p>
